--- a/word.docx
+++ b/word.docx
@@ -4,15 +4,7 @@
   <w:body>
     <w:p>
       <w:r>
-        <w:t xml:space="preserve">Hello </w:t>
-      </w:r>
-      <w:proofErr w:type="spellStart"/>
-      <w:r>
-        <w:t>ayush</w:t>
-      </w:r>
-      <w:proofErr w:type="spellEnd"/>
-      <w:r>
-        <w:t xml:space="preserve"> from auto it</w:t>
+        <w:t>Hello ayush from auto it</w:t>
       </w:r>
     </w:p>
     <w:p>
@@ -438,7 +430,7 @@
     <w:link w:val="Heading1Char"/>
     <w:uiPriority w:val="9"/>
     <w:qFormat/>
-    <w:rsid w:val="0092462E"/>
+    <w:rsid w:val="00073FA1"/>
     <w:pPr>
       <w:keepNext/>
       <w:keepLines/>
@@ -461,7 +453,7 @@
     <w:semiHidden/>
     <w:unhideWhenUsed/>
     <w:qFormat/>
-    <w:rsid w:val="0092462E"/>
+    <w:rsid w:val="00073FA1"/>
     <w:pPr>
       <w:keepNext/>
       <w:keepLines/>
@@ -484,7 +476,7 @@
     <w:semiHidden/>
     <w:unhideWhenUsed/>
     <w:qFormat/>
-    <w:rsid w:val="0092462E"/>
+    <w:rsid w:val="00073FA1"/>
     <w:pPr>
       <w:keepNext/>
       <w:keepLines/>
@@ -507,7 +499,7 @@
     <w:semiHidden/>
     <w:unhideWhenUsed/>
     <w:qFormat/>
-    <w:rsid w:val="0092462E"/>
+    <w:rsid w:val="00073FA1"/>
     <w:pPr>
       <w:keepNext/>
       <w:keepLines/>
@@ -530,7 +522,7 @@
     <w:semiHidden/>
     <w:unhideWhenUsed/>
     <w:qFormat/>
-    <w:rsid w:val="0092462E"/>
+    <w:rsid w:val="00073FA1"/>
     <w:pPr>
       <w:keepNext/>
       <w:keepLines/>
@@ -551,7 +543,7 @@
     <w:semiHidden/>
     <w:unhideWhenUsed/>
     <w:qFormat/>
-    <w:rsid w:val="0092462E"/>
+    <w:rsid w:val="00073FA1"/>
     <w:pPr>
       <w:keepNext/>
       <w:keepLines/>
@@ -574,7 +566,7 @@
     <w:semiHidden/>
     <w:unhideWhenUsed/>
     <w:qFormat/>
-    <w:rsid w:val="0092462E"/>
+    <w:rsid w:val="00073FA1"/>
     <w:pPr>
       <w:keepNext/>
       <w:keepLines/>
@@ -595,7 +587,7 @@
     <w:semiHidden/>
     <w:unhideWhenUsed/>
     <w:qFormat/>
-    <w:rsid w:val="0092462E"/>
+    <w:rsid w:val="00073FA1"/>
     <w:pPr>
       <w:keepNext/>
       <w:keepLines/>
@@ -618,7 +610,7 @@
     <w:semiHidden/>
     <w:unhideWhenUsed/>
     <w:qFormat/>
-    <w:rsid w:val="0092462E"/>
+    <w:rsid w:val="00073FA1"/>
     <w:pPr>
       <w:keepNext/>
       <w:keepLines/>
@@ -662,7 +654,7 @@
     <w:basedOn w:val="DefaultParagraphFont"/>
     <w:link w:val="Heading1"/>
     <w:uiPriority w:val="9"/>
-    <w:rsid w:val="0092462E"/>
+    <w:rsid w:val="00073FA1"/>
     <w:rPr>
       <w:rFonts w:asciiTheme="majorHAnsi" w:eastAsiaTheme="majorEastAsia" w:hAnsiTheme="majorHAnsi" w:cstheme="majorBidi"/>
       <w:color w:val="2F5496" w:themeColor="accent1" w:themeShade="BF"/>
@@ -676,7 +668,7 @@
     <w:link w:val="Heading2"/>
     <w:uiPriority w:val="9"/>
     <w:semiHidden/>
-    <w:rsid w:val="0092462E"/>
+    <w:rsid w:val="00073FA1"/>
     <w:rPr>
       <w:rFonts w:asciiTheme="majorHAnsi" w:eastAsiaTheme="majorEastAsia" w:hAnsiTheme="majorHAnsi" w:cstheme="majorBidi"/>
       <w:color w:val="2F5496" w:themeColor="accent1" w:themeShade="BF"/>
@@ -690,7 +682,7 @@
     <w:link w:val="Heading3"/>
     <w:uiPriority w:val="9"/>
     <w:semiHidden/>
-    <w:rsid w:val="0092462E"/>
+    <w:rsid w:val="00073FA1"/>
     <w:rPr>
       <w:rFonts w:eastAsiaTheme="majorEastAsia" w:cstheme="majorBidi"/>
       <w:color w:val="2F5496" w:themeColor="accent1" w:themeShade="BF"/>
@@ -704,7 +696,7 @@
     <w:link w:val="Heading4"/>
     <w:uiPriority w:val="9"/>
     <w:semiHidden/>
-    <w:rsid w:val="0092462E"/>
+    <w:rsid w:val="00073FA1"/>
     <w:rPr>
       <w:rFonts w:eastAsiaTheme="majorEastAsia" w:cstheme="majorBidi"/>
       <w:i/>
@@ -718,7 +710,7 @@
     <w:link w:val="Heading5"/>
     <w:uiPriority w:val="9"/>
     <w:semiHidden/>
-    <w:rsid w:val="0092462E"/>
+    <w:rsid w:val="00073FA1"/>
     <w:rPr>
       <w:rFonts w:eastAsiaTheme="majorEastAsia" w:cstheme="majorBidi"/>
       <w:color w:val="2F5496" w:themeColor="accent1" w:themeShade="BF"/>
@@ -730,7 +722,7 @@
     <w:link w:val="Heading6"/>
     <w:uiPriority w:val="9"/>
     <w:semiHidden/>
-    <w:rsid w:val="0092462E"/>
+    <w:rsid w:val="00073FA1"/>
     <w:rPr>
       <w:rFonts w:eastAsiaTheme="majorEastAsia" w:cstheme="majorBidi"/>
       <w:i/>
@@ -744,7 +736,7 @@
     <w:link w:val="Heading7"/>
     <w:uiPriority w:val="9"/>
     <w:semiHidden/>
-    <w:rsid w:val="0092462E"/>
+    <w:rsid w:val="00073FA1"/>
     <w:rPr>
       <w:rFonts w:eastAsiaTheme="majorEastAsia" w:cstheme="majorBidi"/>
       <w:color w:val="595959" w:themeColor="text1" w:themeTint="A6"/>
@@ -756,7 +748,7 @@
     <w:link w:val="Heading8"/>
     <w:uiPriority w:val="9"/>
     <w:semiHidden/>
-    <w:rsid w:val="0092462E"/>
+    <w:rsid w:val="00073FA1"/>
     <w:rPr>
       <w:rFonts w:eastAsiaTheme="majorEastAsia" w:cstheme="majorBidi"/>
       <w:i/>
@@ -770,7 +762,7 @@
     <w:link w:val="Heading9"/>
     <w:uiPriority w:val="9"/>
     <w:semiHidden/>
-    <w:rsid w:val="0092462E"/>
+    <w:rsid w:val="00073FA1"/>
     <w:rPr>
       <w:rFonts w:eastAsiaTheme="majorEastAsia" w:cstheme="majorBidi"/>
       <w:color w:val="272727" w:themeColor="text1" w:themeTint="D8"/>
@@ -783,7 +775,7 @@
     <w:link w:val="TitleChar"/>
     <w:uiPriority w:val="10"/>
     <w:qFormat/>
-    <w:rsid w:val="0092462E"/>
+    <w:rsid w:val="00073FA1"/>
     <w:pPr>
       <w:spacing w:after="80" w:line="240" w:lineRule="auto"/>
       <w:contextualSpacing/>
@@ -801,7 +793,7 @@
     <w:basedOn w:val="DefaultParagraphFont"/>
     <w:link w:val="Title"/>
     <w:uiPriority w:val="10"/>
-    <w:rsid w:val="0092462E"/>
+    <w:rsid w:val="00073FA1"/>
     <w:rPr>
       <w:rFonts w:asciiTheme="majorHAnsi" w:eastAsiaTheme="majorEastAsia" w:hAnsiTheme="majorHAnsi" w:cstheme="majorBidi"/>
       <w:spacing w:val="-10"/>
@@ -817,7 +809,7 @@
     <w:link w:val="SubtitleChar"/>
     <w:uiPriority w:val="11"/>
     <w:qFormat/>
-    <w:rsid w:val="0092462E"/>
+    <w:rsid w:val="00073FA1"/>
     <w:pPr>
       <w:numPr>
         <w:ilvl w:val="1"/>
@@ -836,7 +828,7 @@
     <w:basedOn w:val="DefaultParagraphFont"/>
     <w:link w:val="Subtitle"/>
     <w:uiPriority w:val="11"/>
-    <w:rsid w:val="0092462E"/>
+    <w:rsid w:val="00073FA1"/>
     <w:rPr>
       <w:rFonts w:eastAsiaTheme="majorEastAsia" w:cstheme="majorBidi"/>
       <w:color w:val="595959" w:themeColor="text1" w:themeTint="A6"/>
@@ -852,7 +844,7 @@
     <w:link w:val="QuoteChar"/>
     <w:uiPriority w:val="29"/>
     <w:qFormat/>
-    <w:rsid w:val="0092462E"/>
+    <w:rsid w:val="00073FA1"/>
     <w:pPr>
       <w:spacing w:before="160"/>
       <w:jc w:val="center"/>
@@ -868,7 +860,7 @@
     <w:basedOn w:val="DefaultParagraphFont"/>
     <w:link w:val="Quote"/>
     <w:uiPriority w:val="29"/>
-    <w:rsid w:val="0092462E"/>
+    <w:rsid w:val="00073FA1"/>
     <w:rPr>
       <w:i/>
       <w:iCs/>
@@ -880,7 +872,7 @@
     <w:basedOn w:val="Normal"/>
     <w:uiPriority w:val="34"/>
     <w:qFormat/>
-    <w:rsid w:val="0092462E"/>
+    <w:rsid w:val="00073FA1"/>
     <w:pPr>
       <w:ind w:left="720"/>
       <w:contextualSpacing/>
@@ -891,7 +883,7 @@
     <w:basedOn w:val="DefaultParagraphFont"/>
     <w:uiPriority w:val="21"/>
     <w:qFormat/>
-    <w:rsid w:val="0092462E"/>
+    <w:rsid w:val="00073FA1"/>
     <w:rPr>
       <w:i/>
       <w:iCs/>
@@ -905,7 +897,7 @@
     <w:link w:val="IntenseQuoteChar"/>
     <w:uiPriority w:val="30"/>
     <w:qFormat/>
-    <w:rsid w:val="0092462E"/>
+    <w:rsid w:val="00073FA1"/>
     <w:pPr>
       <w:pBdr>
         <w:top w:val="single" w:sz="4" w:space="10" w:color="2F5496" w:themeColor="accent1" w:themeShade="BF"/>
@@ -926,7 +918,7 @@
     <w:basedOn w:val="DefaultParagraphFont"/>
     <w:link w:val="IntenseQuote"/>
     <w:uiPriority w:val="30"/>
-    <w:rsid w:val="0092462E"/>
+    <w:rsid w:val="00073FA1"/>
     <w:rPr>
       <w:i/>
       <w:iCs/>
@@ -938,7 +930,7 @@
     <w:basedOn w:val="DefaultParagraphFont"/>
     <w:uiPriority w:val="32"/>
     <w:qFormat/>
-    <w:rsid w:val="0092462E"/>
+    <w:rsid w:val="00073FA1"/>
     <w:rPr>
       <w:b/>
       <w:bCs/>
